--- a/bot/barcode.docx
+++ b/bot/barcode.docx
@@ -7,25 +7,22 @@
         <w:spacing w:after="0"/>
         <w:rPr>
           <w:b/>
-          <w:sz w:val="12"/>
-          <w:szCs w:val="12"/>
+          <w:sz w:val="16"/>
+          <w:szCs w:val="16"/>
           <w:lang w:val="en-US"/>
         </w:rPr>
       </w:pPr>
-      <w:proofErr w:type="spellStart"/>
       <w:r>
         <w:rPr>
           <w:b/>
           <w:sz w:val="16"/>
           <w:szCs w:val="16"/>
-          <w:lang w:val="en-US"/>
         </w:rPr>
-        <w:t>MahsulotNomi</w:t>
+        <w:t>Mahsulotnomi</w:t>
       </w:r>
-      <w:proofErr w:type="spellEnd"/>
     </w:p>
     <w:sectPr>
-      <w:pgSz w:w="1701" w:h="1077" w:code="260"/>
+      <w:pgSz w:w="2268" w:h="1701" w:code="260"/>
       <w:pgMar w:top="0" w:right="74" w:bottom="0" w:left="74" w:header="709" w:footer="709" w:gutter="0"/>
       <w:paperSrc w:other="256"/>
       <w:cols w:space="708"/>
@@ -432,7 +429,7 @@
     <w:lsdException w:name="Unresolved Mention" w:semiHidden="1" w:unhideWhenUsed="1"/>
     <w:lsdException w:name="Smart Link" w:semiHidden="1" w:unhideWhenUsed="1"/>
   </w:latentStyles>
-  <w:style w:type="paragraph" w:default="1" w:styleId="a">
+  <w:style w:type="paragraph" w:default="1" w:styleId="Normal">
     <w:name w:val="Normal"/>
     <w:qFormat/>
     <w:rsid w:val="00B915B7"/>
@@ -444,11 +441,11 @@
       <w:sz w:val="28"/>
     </w:rPr>
   </w:style>
-  <w:style w:type="paragraph" w:styleId="1">
+  <w:style w:type="paragraph" w:styleId="Heading1">
     <w:name w:val="heading 1"/>
-    <w:basedOn w:val="a"/>
-    <w:next w:val="a"/>
-    <w:link w:val="10"/>
+    <w:basedOn w:val="Normal"/>
+    <w:next w:val="Normal"/>
+    <w:link w:val="Heading1Char"/>
     <w:uiPriority w:val="9"/>
     <w:qFormat/>
     <w:rsid w:val="00256B57"/>
@@ -465,11 +462,11 @@
       <w:szCs w:val="32"/>
     </w:rPr>
   </w:style>
-  <w:style w:type="paragraph" w:styleId="2">
+  <w:style w:type="paragraph" w:styleId="Heading2">
     <w:name w:val="heading 2"/>
-    <w:basedOn w:val="a"/>
-    <w:next w:val="a"/>
-    <w:link w:val="20"/>
+    <w:basedOn w:val="Normal"/>
+    <w:next w:val="Normal"/>
+    <w:link w:val="Heading2Char"/>
     <w:uiPriority w:val="9"/>
     <w:unhideWhenUsed/>
     <w:qFormat/>
@@ -487,13 +484,13 @@
       <w:szCs w:val="26"/>
     </w:rPr>
   </w:style>
-  <w:style w:type="character" w:default="1" w:styleId="a0">
+  <w:style w:type="character" w:default="1" w:styleId="DefaultParagraphFont">
     <w:name w:val="Default Paragraph Font"/>
     <w:uiPriority w:val="1"/>
     <w:semiHidden/>
     <w:unhideWhenUsed/>
   </w:style>
-  <w:style w:type="table" w:default="1" w:styleId="a1">
+  <w:style w:type="table" w:default="1" w:styleId="TableNormal">
     <w:name w:val="Normal Table"/>
     <w:uiPriority w:val="99"/>
     <w:semiHidden/>
@@ -508,13 +505,13 @@
       </w:tblCellMar>
     </w:tblPr>
   </w:style>
-  <w:style w:type="numbering" w:default="1" w:styleId="a2">
+  <w:style w:type="numbering" w:default="1" w:styleId="NoList">
     <w:name w:val="No List"/>
     <w:uiPriority w:val="99"/>
     <w:semiHidden/>
     <w:unhideWhenUsed/>
   </w:style>
-  <w:style w:type="paragraph" w:styleId="a3">
+  <w:style w:type="paragraph" w:styleId="NoSpacing">
     <w:name w:val="No Spacing"/>
     <w:uiPriority w:val="1"/>
     <w:qFormat/>
@@ -527,10 +524,10 @@
       <w:sz w:val="28"/>
     </w:rPr>
   </w:style>
-  <w:style w:type="character" w:customStyle="1" w:styleId="10">
-    <w:name w:val="Заголовок 1 Знак"/>
-    <w:basedOn w:val="a0"/>
-    <w:link w:val="1"/>
+  <w:style w:type="character" w:customStyle="1" w:styleId="Heading1Char">
+    <w:name w:val="Heading 1 Char"/>
+    <w:basedOn w:val="DefaultParagraphFont"/>
+    <w:link w:val="Heading1"/>
     <w:uiPriority w:val="9"/>
     <w:rsid w:val="00256B57"/>
     <w:rPr>
@@ -540,10 +537,10 @@
       <w:szCs w:val="32"/>
     </w:rPr>
   </w:style>
-  <w:style w:type="character" w:customStyle="1" w:styleId="20">
-    <w:name w:val="Заголовок 2 Знак"/>
-    <w:basedOn w:val="a0"/>
-    <w:link w:val="2"/>
+  <w:style w:type="character" w:customStyle="1" w:styleId="Heading2Char">
+    <w:name w:val="Heading 2 Char"/>
+    <w:basedOn w:val="DefaultParagraphFont"/>
+    <w:link w:val="Heading2"/>
     <w:uiPriority w:val="9"/>
     <w:rsid w:val="00256B57"/>
     <w:rPr>
@@ -553,11 +550,11 @@
       <w:szCs w:val="26"/>
     </w:rPr>
   </w:style>
-  <w:style w:type="paragraph" w:styleId="a4">
+  <w:style w:type="paragraph" w:styleId="Title">
     <w:name w:val="Title"/>
-    <w:basedOn w:val="a"/>
-    <w:next w:val="a"/>
-    <w:link w:val="a5"/>
+    <w:basedOn w:val="Normal"/>
+    <w:next w:val="Normal"/>
+    <w:link w:val="TitleChar"/>
     <w:uiPriority w:val="10"/>
     <w:qFormat/>
     <w:rsid w:val="00256B57"/>
@@ -573,10 +570,10 @@
       <w:szCs w:val="56"/>
     </w:rPr>
   </w:style>
-  <w:style w:type="character" w:customStyle="1" w:styleId="a5">
-    <w:name w:val="Заголовок Знак"/>
-    <w:basedOn w:val="a0"/>
-    <w:link w:val="a4"/>
+  <w:style w:type="character" w:customStyle="1" w:styleId="TitleChar">
+    <w:name w:val="Title Char"/>
+    <w:basedOn w:val="DefaultParagraphFont"/>
+    <w:link w:val="Title"/>
     <w:uiPriority w:val="10"/>
     <w:rsid w:val="00256B57"/>
     <w:rPr>
@@ -587,10 +584,10 @@
       <w:szCs w:val="56"/>
     </w:rPr>
   </w:style>
-  <w:style w:type="paragraph" w:styleId="a6">
+  <w:style w:type="paragraph" w:styleId="BalloonText">
     <w:name w:val="Balloon Text"/>
-    <w:basedOn w:val="a"/>
-    <w:link w:val="a7"/>
+    <w:basedOn w:val="Normal"/>
+    <w:link w:val="BalloonTextChar"/>
     <w:uiPriority w:val="99"/>
     <w:semiHidden/>
     <w:unhideWhenUsed/>
@@ -604,10 +601,10 @@
       <w:szCs w:val="18"/>
     </w:rPr>
   </w:style>
-  <w:style w:type="character" w:customStyle="1" w:styleId="a7">
-    <w:name w:val="Текст выноски Знак"/>
-    <w:basedOn w:val="a0"/>
-    <w:link w:val="a6"/>
+  <w:style w:type="character" w:customStyle="1" w:styleId="BalloonTextChar">
+    <w:name w:val="Balloon Text Char"/>
+    <w:basedOn w:val="DefaultParagraphFont"/>
+    <w:link w:val="BalloonText"/>
     <w:uiPriority w:val="99"/>
     <w:semiHidden/>
     <w:rsid w:val="007447CA"/>
